--- a/materials/questions/out/IDB201_Progress_Test_2.docx
+++ b/materials/questions/out/IDB201_Progress_Test_2.docx
@@ -1186,7 +1186,55 @@
           <w:sz w:val="18"/>
           <w:szCs w:val="18"/>
         </w:rPr>
-        <w:t xml:space="preserve">R(A, B, C, D),  F = { A → B,  B → C,  C → A }</w:t>
+        <w:t xml:space="preserve">R(A, B, C, D),  F = { A </w:t>
+      </w:r>
+      <w:r>
+        <w:rPr>
+          <w:rFonts w:ascii="Cambria Math" w:cs="Cambria Math" w:eastAsia="Cambria Math" w:hAnsi="Cambria Math"/>
+          <w:sz w:val="18"/>
+          <w:szCs w:val="18"/>
+        </w:rPr>
+        <w:t xml:space="preserve">→</w:t>
+      </w:r>
+      <w:r>
+        <w:rPr>
+          <w:rFonts w:ascii="Courier New" w:cs="Courier New" w:eastAsia="Courier New" w:hAnsi="Courier New"/>
+          <w:sz w:val="18"/>
+          <w:szCs w:val="18"/>
+        </w:rPr>
+        <w:t xml:space="preserve"> B,  B </w:t>
+      </w:r>
+      <w:r>
+        <w:rPr>
+          <w:rFonts w:ascii="Cambria Math" w:cs="Cambria Math" w:eastAsia="Cambria Math" w:hAnsi="Cambria Math"/>
+          <w:sz w:val="18"/>
+          <w:szCs w:val="18"/>
+        </w:rPr>
+        <w:t xml:space="preserve">→</w:t>
+      </w:r>
+      <w:r>
+        <w:rPr>
+          <w:rFonts w:ascii="Courier New" w:cs="Courier New" w:eastAsia="Courier New" w:hAnsi="Courier New"/>
+          <w:sz w:val="18"/>
+          <w:szCs w:val="18"/>
+        </w:rPr>
+        <w:t xml:space="preserve"> C,  C </w:t>
+      </w:r>
+      <w:r>
+        <w:rPr>
+          <w:rFonts w:ascii="Cambria Math" w:cs="Cambria Math" w:eastAsia="Cambria Math" w:hAnsi="Cambria Math"/>
+          <w:sz w:val="18"/>
+          <w:szCs w:val="18"/>
+        </w:rPr>
+        <w:t xml:space="preserve">→</w:t>
+      </w:r>
+      <w:r>
+        <w:rPr>
+          <w:rFonts w:ascii="Courier New" w:cs="Courier New" w:eastAsia="Courier New" w:hAnsi="Courier New"/>
+          <w:sz w:val="18"/>
+          <w:szCs w:val="18"/>
+        </w:rPr>
+        <w:t xml:space="preserve"> A }</w:t>
       </w:r>
     </w:p>
     <w:p>
@@ -1285,7 +1333,55 @@
           <w:sz w:val="18"/>
           <w:szCs w:val="18"/>
         </w:rPr>
-        <w:t xml:space="preserve">R(A, B, C, D),  F = { A → B,  B → C,  C → A }</w:t>
+        <w:t xml:space="preserve">R(A, B, C, D),  F = { A </w:t>
+      </w:r>
+      <w:r>
+        <w:rPr>
+          <w:rFonts w:ascii="Cambria Math" w:cs="Cambria Math" w:eastAsia="Cambria Math" w:hAnsi="Cambria Math"/>
+          <w:sz w:val="18"/>
+          <w:szCs w:val="18"/>
+        </w:rPr>
+        <w:t xml:space="preserve">→</w:t>
+      </w:r>
+      <w:r>
+        <w:rPr>
+          <w:rFonts w:ascii="Courier New" w:cs="Courier New" w:eastAsia="Courier New" w:hAnsi="Courier New"/>
+          <w:sz w:val="18"/>
+          <w:szCs w:val="18"/>
+        </w:rPr>
+        <w:t xml:space="preserve"> B,  B </w:t>
+      </w:r>
+      <w:r>
+        <w:rPr>
+          <w:rFonts w:ascii="Cambria Math" w:cs="Cambria Math" w:eastAsia="Cambria Math" w:hAnsi="Cambria Math"/>
+          <w:sz w:val="18"/>
+          <w:szCs w:val="18"/>
+        </w:rPr>
+        <w:t xml:space="preserve">→</w:t>
+      </w:r>
+      <w:r>
+        <w:rPr>
+          <w:rFonts w:ascii="Courier New" w:cs="Courier New" w:eastAsia="Courier New" w:hAnsi="Courier New"/>
+          <w:sz w:val="18"/>
+          <w:szCs w:val="18"/>
+        </w:rPr>
+        <w:t xml:space="preserve"> C,  C </w:t>
+      </w:r>
+      <w:r>
+        <w:rPr>
+          <w:rFonts w:ascii="Cambria Math" w:cs="Cambria Math" w:eastAsia="Cambria Math" w:hAnsi="Cambria Math"/>
+          <w:sz w:val="18"/>
+          <w:szCs w:val="18"/>
+        </w:rPr>
+        <w:t xml:space="preserve">→</w:t>
+      </w:r>
+      <w:r>
+        <w:rPr>
+          <w:rFonts w:ascii="Courier New" w:cs="Courier New" w:eastAsia="Courier New" w:hAnsi="Courier New"/>
+          <w:sz w:val="18"/>
+          <w:szCs w:val="18"/>
+        </w:rPr>
+        <w:t xml:space="preserve"> A }</w:t>
       </w:r>
     </w:p>
     <w:p>
@@ -1369,7 +1465,16 @@
         <w:t xml:space="preserve">11. </w:t>
       </w:r>
       <w:r>
-        <w:t xml:space="preserve">Which statement about the closure F⁺ is correct?</w:t>
+        <w:t xml:space="preserve">Which statement about the closure F</w:t>
+      </w:r>
+      <w:r>
+        <w:rPr>
+          <w:rFonts w:ascii="Cambria Math" w:cs="Cambria Math" w:eastAsia="Cambria Math" w:hAnsi="Cambria Math"/>
+        </w:rPr>
+        <w:t xml:space="preserve">⁺</w:t>
+      </w:r>
+      <w:r>
+        <w:t xml:space="preserve"> is correct?</w:t>
       </w:r>
     </w:p>
     <w:p>
@@ -1386,7 +1491,16 @@
         <w:t xml:space="preserve">A. </w:t>
       </w:r>
       <w:r>
-        <w:t xml:space="preserve">F⁺ contains only the FDs in F</w:t>
+        <w:t xml:space="preserve">F</w:t>
+      </w:r>
+      <w:r>
+        <w:rPr>
+          <w:rFonts w:ascii="Cambria Math" w:cs="Cambria Math" w:eastAsia="Cambria Math" w:hAnsi="Cambria Math"/>
+        </w:rPr>
+        <w:t xml:space="preserve">⁺</w:t>
+      </w:r>
+      <w:r>
+        <w:t xml:space="preserve"> contains only the FDs in F</w:t>
       </w:r>
     </w:p>
     <w:p>
@@ -1403,7 +1517,16 @@
         <w:t xml:space="preserve">B. </w:t>
       </w:r>
       <w:r>
-        <w:t xml:space="preserve">F⁺ contains only nontrivial FDs</w:t>
+        <w:t xml:space="preserve">F</w:t>
+      </w:r>
+      <w:r>
+        <w:rPr>
+          <w:rFonts w:ascii="Cambria Math" w:cs="Cambria Math" w:eastAsia="Cambria Math" w:hAnsi="Cambria Math"/>
+        </w:rPr>
+        <w:t xml:space="preserve">⁺</w:t>
+      </w:r>
+      <w:r>
+        <w:t xml:space="preserve"> contains only nontrivial FDs</w:t>
       </w:r>
     </w:p>
     <w:p>
@@ -1420,7 +1543,16 @@
         <w:t xml:space="preserve">C. </w:t>
       </w:r>
       <w:r>
-        <w:t xml:space="preserve">F⁺ is a minimal set equivalent to F</w:t>
+        <w:t xml:space="preserve">F</w:t>
+      </w:r>
+      <w:r>
+        <w:rPr>
+          <w:rFonts w:ascii="Cambria Math" w:cs="Cambria Math" w:eastAsia="Cambria Math" w:hAnsi="Cambria Math"/>
+        </w:rPr>
+        <w:t xml:space="preserve">⁺</w:t>
+      </w:r>
+      <w:r>
+        <w:t xml:space="preserve"> is a minimal set equivalent to F</w:t>
       </w:r>
     </w:p>
     <w:p>
@@ -1437,7 +1569,16 @@
         <w:t xml:space="preserve">D. </w:t>
       </w:r>
       <w:r>
-        <w:t xml:space="preserve">F⁺ is the set of all FDs logically implied by F</w:t>
+        <w:t xml:space="preserve">F</w:t>
+      </w:r>
+      <w:r>
+        <w:rPr>
+          <w:rFonts w:ascii="Cambria Math" w:cs="Cambria Math" w:eastAsia="Cambria Math" w:hAnsi="Cambria Math"/>
+        </w:rPr>
+        <w:t xml:space="preserve">⁺</w:t>
+      </w:r>
+      <w:r>
+        <w:t xml:space="preserve"> is the set of all FDs logically implied by F</w:t>
       </w:r>
     </w:p>
     <w:p>
@@ -1453,7 +1594,34 @@
         <w:t xml:space="preserve">12. </w:t>
       </w:r>
       <w:r>
-        <w:t xml:space="preserve">From α → βγ, which rule derives α → β?</w:t>
+        <w:t xml:space="preserve">From α </w:t>
+      </w:r>
+      <w:r>
+        <w:rPr>
+          <w:rFonts w:ascii="Cambria Math" w:cs="Cambria Math" w:eastAsia="Cambria Math" w:hAnsi="Cambria Math"/>
+        </w:rPr>
+        <w:t xml:space="preserve">→</w:t>
+      </w:r>
+      <w:r>
+        <w:t xml:space="preserve"> β</w:t>
+      </w:r>
+      <w:r>
+        <w:rPr>
+          <w:rFonts w:ascii="Cambria Math" w:cs="Cambria Math" w:eastAsia="Cambria Math" w:hAnsi="Cambria Math"/>
+        </w:rPr>
+        <w:t xml:space="preserve">γ</w:t>
+      </w:r>
+      <w:r>
+        <w:t xml:space="preserve">, which rule derives α </w:t>
+      </w:r>
+      <w:r>
+        <w:rPr>
+          <w:rFonts w:ascii="Cambria Math" w:cs="Cambria Math" w:eastAsia="Cambria Math" w:hAnsi="Cambria Math"/>
+        </w:rPr>
+        <w:t xml:space="preserve">→</w:t>
+      </w:r>
+      <w:r>
+        <w:t xml:space="preserve"> β?</w:t>
       </w:r>
     </w:p>
     <w:p>
@@ -1537,7 +1705,34 @@
         <w:t xml:space="preserve">13. </w:t>
       </w:r>
       <w:r>
-        <w:t xml:space="preserve">R(A, B, C, D) with F = { A → BC, C → D }. What is A⁺?</w:t>
+        <w:t xml:space="preserve">R(A, B, C, D) with F = { A </w:t>
+      </w:r>
+      <w:r>
+        <w:rPr>
+          <w:rFonts w:ascii="Cambria Math" w:cs="Cambria Math" w:eastAsia="Cambria Math" w:hAnsi="Cambria Math"/>
+        </w:rPr>
+        <w:t xml:space="preserve">→</w:t>
+      </w:r>
+      <w:r>
+        <w:t xml:space="preserve"> BC, C </w:t>
+      </w:r>
+      <w:r>
+        <w:rPr>
+          <w:rFonts w:ascii="Cambria Math" w:cs="Cambria Math" w:eastAsia="Cambria Math" w:hAnsi="Cambria Math"/>
+        </w:rPr>
+        <w:t xml:space="preserve">→</w:t>
+      </w:r>
+      <w:r>
+        <w:t xml:space="preserve"> D }. What is A</w:t>
+      </w:r>
+      <w:r>
+        <w:rPr>
+          <w:rFonts w:ascii="Cambria Math" w:cs="Cambria Math" w:eastAsia="Cambria Math" w:hAnsi="Cambria Math"/>
+        </w:rPr>
+        <w:t xml:space="preserve">⁺</w:t>
+      </w:r>
+      <w:r>
+        <w:t xml:space="preserve">?</w:t>
       </w:r>
     </w:p>
     <w:p>
@@ -1621,7 +1816,25 @@
         <w:t xml:space="preserve">14. </w:t>
       </w:r>
       <w:r>
-        <w:t xml:space="preserve">R(A, B, C, D) with F = { A → BC, C → D } is decomposed into (A, B, C) and (C, D). Which statement is correct?</w:t>
+        <w:t xml:space="preserve">R(A, B, C, D) with F = { A </w:t>
+      </w:r>
+      <w:r>
+        <w:rPr>
+          <w:rFonts w:ascii="Cambria Math" w:cs="Cambria Math" w:eastAsia="Cambria Math" w:hAnsi="Cambria Math"/>
+        </w:rPr>
+        <w:t xml:space="preserve">→</w:t>
+      </w:r>
+      <w:r>
+        <w:t xml:space="preserve"> BC, C </w:t>
+      </w:r>
+      <w:r>
+        <w:rPr>
+          <w:rFonts w:ascii="Cambria Math" w:cs="Cambria Math" w:eastAsia="Cambria Math" w:hAnsi="Cambria Math"/>
+        </w:rPr>
+        <w:t xml:space="preserve">→</w:t>
+      </w:r>
+      <w:r>
+        <w:t xml:space="preserve"> D } is decomposed into (A, B, C) and (C, D). Which statement is correct?</w:t>
       </w:r>
     </w:p>
     <w:p>
@@ -1638,7 +1851,16 @@
         <w:t xml:space="preserve">A. </w:t>
       </w:r>
       <w:r>
-        <w:t xml:space="preserve">It does not preserve C → D</w:t>
+        <w:t xml:space="preserve">It does not preserve C </w:t>
+      </w:r>
+      <w:r>
+        <w:rPr>
+          <w:rFonts w:ascii="Cambria Math" w:cs="Cambria Math" w:eastAsia="Cambria Math" w:hAnsi="Cambria Math"/>
+        </w:rPr>
+        <w:t xml:space="preserve">→</w:t>
+      </w:r>
+      <w:r>
+        <w:t xml:space="preserve"> D</w:t>
       </w:r>
     </w:p>
     <w:p>
@@ -1689,7 +1911,16 @@
         <w:t xml:space="preserve">D. </w:t>
       </w:r>
       <w:r>
-        <w:t xml:space="preserve">It is lossless (C → CD) and preserves both FDs</w:t>
+        <w:t xml:space="preserve">It is lossless (C </w:t>
+      </w:r>
+      <w:r>
+        <w:rPr>
+          <w:rFonts w:ascii="Cambria Math" w:cs="Cambria Math" w:eastAsia="Cambria Math" w:hAnsi="Cambria Math"/>
+        </w:rPr>
+        <w:t xml:space="preserve">→</w:t>
+      </w:r>
+      <w:r>
+        <w:t xml:space="preserve"> CD) and preserves both FDs</w:t>
       </w:r>
     </w:p>
     <w:p>
@@ -1705,7 +1936,34 @@
         <w:t xml:space="preserve">15. </w:t>
       </w:r>
       <w:r>
-        <w:t xml:space="preserve">F = { A → B, B → C, A → C }. Which FD is redundant and can be removed in a canonical cover?</w:t>
+        <w:t xml:space="preserve">F = { A </w:t>
+      </w:r>
+      <w:r>
+        <w:rPr>
+          <w:rFonts w:ascii="Cambria Math" w:cs="Cambria Math" w:eastAsia="Cambria Math" w:hAnsi="Cambria Math"/>
+        </w:rPr>
+        <w:t xml:space="preserve">→</w:t>
+      </w:r>
+      <w:r>
+        <w:t xml:space="preserve"> B, B </w:t>
+      </w:r>
+      <w:r>
+        <w:rPr>
+          <w:rFonts w:ascii="Cambria Math" w:cs="Cambria Math" w:eastAsia="Cambria Math" w:hAnsi="Cambria Math"/>
+        </w:rPr>
+        <w:t xml:space="preserve">→</w:t>
+      </w:r>
+      <w:r>
+        <w:t xml:space="preserve"> C, A </w:t>
+      </w:r>
+      <w:r>
+        <w:rPr>
+          <w:rFonts w:ascii="Cambria Math" w:cs="Cambria Math" w:eastAsia="Cambria Math" w:hAnsi="Cambria Math"/>
+        </w:rPr>
+        <w:t xml:space="preserve">→</w:t>
+      </w:r>
+      <w:r>
+        <w:t xml:space="preserve"> C }. Which FD is redundant and can be removed in a canonical cover?</w:t>
       </w:r>
     </w:p>
     <w:p>
@@ -1722,7 +1980,16 @@
         <w:t xml:space="preserve">A. </w:t>
       </w:r>
       <w:r>
-        <w:t xml:space="preserve">A → C</w:t>
+        <w:t xml:space="preserve">A </w:t>
+      </w:r>
+      <w:r>
+        <w:rPr>
+          <w:rFonts w:ascii="Cambria Math" w:cs="Cambria Math" w:eastAsia="Cambria Math" w:hAnsi="Cambria Math"/>
+        </w:rPr>
+        <w:t xml:space="preserve">→</w:t>
+      </w:r>
+      <w:r>
+        <w:t xml:space="preserve"> C</w:t>
       </w:r>
     </w:p>
     <w:p>
@@ -1756,7 +2023,16 @@
         <w:t xml:space="preserve">C. </w:t>
       </w:r>
       <w:r>
-        <w:t xml:space="preserve">B → C</w:t>
+        <w:t xml:space="preserve">B </w:t>
+      </w:r>
+      <w:r>
+        <w:rPr>
+          <w:rFonts w:ascii="Cambria Math" w:cs="Cambria Math" w:eastAsia="Cambria Math" w:hAnsi="Cambria Math"/>
+        </w:rPr>
+        <w:t xml:space="preserve">→</w:t>
+      </w:r>
+      <w:r>
+        <w:t xml:space="preserve"> C</w:t>
       </w:r>
     </w:p>
     <w:p>
@@ -1773,7 +2049,16 @@
         <w:t xml:space="preserve">D. </w:t>
       </w:r>
       <w:r>
-        <w:t xml:space="preserve">A → B</w:t>
+        <w:t xml:space="preserve">A </w:t>
+      </w:r>
+      <w:r>
+        <w:rPr>
+          <w:rFonts w:ascii="Cambria Math" w:cs="Cambria Math" w:eastAsia="Cambria Math" w:hAnsi="Cambria Math"/>
+        </w:rPr>
+        <w:t xml:space="preserve">→</w:t>
+      </w:r>
+      <w:r>
+        <w:t xml:space="preserve"> B</w:t>
       </w:r>
     </w:p>
     <w:p>
